--- a/source-multichoice/build/es-material-plastics-1.docx
+++ b/source-multichoice/build/es-material-plastics-1.docx
@@ -35,6 +35,16 @@
       <w:r>
         <w:t>b)</w:t>
         <w:tab/>
+        <w:t>De minerales obtenidos en la minería.</w:t>
+      </w:r>
+    </w:p>
+    <w:p>
+      <w:pPr>
+        <w:pStyle w:val="Choice"/>
+      </w:pPr>
+      <w:r>
+        <w:t>c)</w:t>
+        <w:tab/>
         <w:t>Del gas natural y el petróleo refinado.</w:t>
       </w:r>
     </w:p>
@@ -43,23 +53,13 @@
         <w:pStyle w:val="Choice"/>
       </w:pPr>
       <w:r>
-        <w:t>c)</w:t>
+        <w:t>d)</w:t>
         <w:tab/>
         <w:t>De fibras vegetales y animales.</w:t>
       </w:r>
     </w:p>
     <w:p>
       <w:pPr>
-        <w:pStyle w:val="Choice"/>
-      </w:pPr>
-      <w:r>
-        <w:t>d)</w:t>
-        <w:tab/>
-        <w:t>De minerales obtenidos en la minería.</w:t>
-      </w:r>
-    </w:p>
-    <w:p>
-      <w:pPr>
         <w:pStyle w:val="ListNumber"/>
       </w:pPr>
       <w:r>
@@ -73,7 +73,7 @@
       <w:r>
         <w:t>a)</w:t>
         <w:tab/>
-        <w:t>Tetrameros.</w:t>
+        <w:t>Monómeros.</w:t>
       </w:r>
     </w:p>
     <w:p>
@@ -93,7 +93,7 @@
       <w:r>
         <w:t>c)</w:t>
         <w:tab/>
-        <w:t>Dímeros.</w:t>
+        <w:t>Tetrameros.</w:t>
       </w:r>
     </w:p>
     <w:p>
@@ -103,7 +103,7 @@
       <w:r>
         <w:t>d)</w:t>
         <w:tab/>
-        <w:t>Monómeros.</w:t>
+        <w:t>Dímeros.</w:t>
       </w:r>
     </w:p>
     <w:p>
@@ -121,7 +121,7 @@
       <w:r>
         <w:t>a)</w:t>
         <w:tab/>
-        <w:t>En realidad no tienen ninguna relación entre sí.</w:t>
+        <w:t>Porque están formados por monómeros que se repiten muchas veces.</w:t>
       </w:r>
     </w:p>
     <w:p>
@@ -141,7 +141,7 @@
       <w:r>
         <w:t>c)</w:t>
         <w:tab/>
-        <w:t>Porque están formados por monómeros que se repiten muchas veces.</w:t>
+        <w:t>En realidad no tienen ninguna relación entre sí.</w:t>
       </w:r>
     </w:p>
     <w:p>
@@ -169,7 +169,7 @@
       <w:r>
         <w:t>a)</w:t>
         <w:tab/>
-        <w:t>Pueden ser lineales, tener ramificaciones o en forma de red.</w:t>
+        <w:t>Siempre tienen ramificaciones.</w:t>
       </w:r>
     </w:p>
     <w:p>
@@ -179,7 +179,7 @@
       <w:r>
         <w:t>b)</w:t>
         <w:tab/>
-        <w:t>Siempre tienen ramificaciones.</w:t>
+        <w:t>Siempre son lineales.</w:t>
       </w:r>
     </w:p>
     <w:p>
@@ -199,7 +199,7 @@
       <w:r>
         <w:t>d)</w:t>
         <w:tab/>
-        <w:t>Siempre son lineales.</w:t>
+        <w:t>Pueden ser lineales, tener ramificaciones o en forma de red.</w:t>
       </w:r>
     </w:p>
     <w:p>
@@ -217,6 +217,16 @@
       <w:r>
         <w:t>a)</w:t>
         <w:tab/>
+        <w:t>Compuestos plásticos.</w:t>
+      </w:r>
+    </w:p>
+    <w:p>
+      <w:pPr>
+        <w:pStyle w:val="Choice"/>
+      </w:pPr>
+      <w:r>
+        <w:t>b)</w:t>
+        <w:tab/>
         <w:t>Compuestos orgánicos.</w:t>
       </w:r>
     </w:p>
@@ -225,19 +235,9 @@
         <w:pStyle w:val="Choice"/>
       </w:pPr>
       <w:r>
-        <w:t>b)</w:t>
+        <w:t>c)</w:t>
         <w:tab/>
         <w:t>Compuestos inorgánicos.</w:t>
-      </w:r>
-    </w:p>
-    <w:p>
-      <w:pPr>
-        <w:pStyle w:val="Choice"/>
-      </w:pPr>
-      <w:r>
-        <w:t>c)</w:t>
-        <w:tab/>
-        <w:t>Compuestos plásticos.</w:t>
       </w:r>
     </w:p>
     <w:p>
@@ -265,7 +265,7 @@
       <w:r>
         <w:t>a)</w:t>
         <w:tab/>
-        <w:t>Solo unos pocos.</w:t>
+        <w:t>Muchos miles.</w:t>
       </w:r>
     </w:p>
     <w:p>
@@ -274,6 +274,16 @@
       </w:pPr>
       <w:r>
         <w:t>b)</w:t>
+        <w:tab/>
+        <w:t>Exactamente mil elementos.</w:t>
+      </w:r>
+    </w:p>
+    <w:p>
+      <w:pPr>
+        <w:pStyle w:val="Choice"/>
+      </w:pPr>
+      <w:r>
+        <w:t>c)</w:t>
         <w:tab/>
         <w:t>Hasta cientos.</w:t>
       </w:r>
@@ -283,19 +293,9 @@
         <w:pStyle w:val="Choice"/>
       </w:pPr>
       <w:r>
-        <w:t>c)</w:t>
-        <w:tab/>
-        <w:t>Exactamente mil elementos.</w:t>
-      </w:r>
-    </w:p>
-    <w:p>
-      <w:pPr>
-        <w:pStyle w:val="Choice"/>
-      </w:pPr>
-      <w:r>
         <w:t>d)</w:t>
         <w:tab/>
-        <w:t>Muchos miles.</w:t>
+        <w:t>Solo unos pocos.</w:t>
       </w:r>
     </w:p>
     <w:p>
@@ -313,7 +313,7 @@
       <w:r>
         <w:t>a)</w:t>
         <w:tab/>
-        <w:t>Son frágiles sin resistencia mecánica.</w:t>
+        <w:t>Son fuertes con resistencia mecánica alta.</w:t>
       </w:r>
     </w:p>
     <w:p>
@@ -322,6 +322,16 @@
       </w:pPr>
       <w:r>
         <w:t>b)</w:t>
+        <w:tab/>
+        <w:t>Son duros con resistencia mecánica baja.</w:t>
+      </w:r>
+    </w:p>
+    <w:p>
+      <w:pPr>
+        <w:pStyle w:val="Choice"/>
+      </w:pPr>
+      <w:r>
+        <w:t>c)</w:t>
         <w:tab/>
         <w:t>En general son blandos con resistencia mecánica media.</w:t>
       </w:r>
@@ -331,19 +341,9 @@
         <w:pStyle w:val="Choice"/>
       </w:pPr>
       <w:r>
-        <w:t>c)</w:t>
-        <w:tab/>
-        <w:t>Son duros con resistencia mecánica baja.</w:t>
-      </w:r>
-    </w:p>
-    <w:p>
-      <w:pPr>
-        <w:pStyle w:val="Choice"/>
-      </w:pPr>
-      <w:r>
         <w:t>d)</w:t>
         <w:tab/>
-        <w:t>Son fuertes con resistencia mecánica alta.</w:t>
+        <w:t>Son frágiles sin resistencia mecánica.</w:t>
       </w:r>
     </w:p>
     <w:p>
@@ -361,7 +361,7 @@
       <w:r>
         <w:t>a)</w:t>
         <w:tab/>
-        <w:t>Hay plásticos muy tenaces, como el policarbonato y otros son frágiles.</w:t>
+        <w:t>Todos los plásticos son frágiles.</w:t>
       </w:r>
     </w:p>
     <w:p>
@@ -370,6 +370,16 @@
       </w:pPr>
       <w:r>
         <w:t>b)</w:t>
+        <w:tab/>
+        <w:t>Todos los plásticos son muy tenaces.</w:t>
+      </w:r>
+    </w:p>
+    <w:p>
+      <w:pPr>
+        <w:pStyle w:val="Choice"/>
+      </w:pPr>
+      <w:r>
+        <w:t>c)</w:t>
         <w:tab/>
         <w:t>Hay plásticos frágiles, como el policarbonato y otros son muy tenaces.</w:t>
       </w:r>
@@ -379,19 +389,9 @@
         <w:pStyle w:val="Choice"/>
       </w:pPr>
       <w:r>
-        <w:t>c)</w:t>
-        <w:tab/>
-        <w:t>Todos los plásticos son muy tenaces.</w:t>
-      </w:r>
-    </w:p>
-    <w:p>
-      <w:pPr>
-        <w:pStyle w:val="Choice"/>
-      </w:pPr>
-      <w:r>
         <w:t>d)</w:t>
         <w:tab/>
-        <w:t>Todos los plásticos son frágiles.</w:t>
+        <w:t>Hay plásticos muy tenaces, como el policarbonato y otros son frágiles.</w:t>
       </w:r>
     </w:p>
     <w:p>
@@ -409,55 +409,7 @@
       <w:r>
         <w:t>a)</w:t>
         <w:tab/>
-        <w:t>Polipropileno.</w:t>
-      </w:r>
-    </w:p>
-    <w:p>
-      <w:pPr>
-        <w:pStyle w:val="Choice"/>
-      </w:pPr>
-      <w:r>
-        <w:t>b)</w:t>
-        <w:tab/>
-        <w:t>Poliestireno.</w:t>
-      </w:r>
-    </w:p>
-    <w:p>
-      <w:pPr>
-        <w:pStyle w:val="Choice"/>
-      </w:pPr>
-      <w:r>
-        <w:t>c)</w:t>
-        <w:tab/>
         <w:t>Policarbonato.</w:t>
-      </w:r>
-    </w:p>
-    <w:p>
-      <w:pPr>
-        <w:pStyle w:val="Choice"/>
-      </w:pPr>
-      <w:r>
-        <w:t>d)</w:t>
-        <w:tab/>
-        <w:t>Polietileno.</w:t>
-      </w:r>
-    </w:p>
-    <w:p>
-      <w:pPr>
-        <w:pStyle w:val="ListNumber"/>
-      </w:pPr>
-      <w:r>
-        <w:t>¿Cuál es un ejemplo de plástico de altas prestaciones que soporta altas temperaturas y tiene buena resistencia mecánica?</w:t>
-      </w:r>
-    </w:p>
-    <w:p>
-      <w:pPr>
-        <w:pStyle w:val="Choice"/>
-      </w:pPr>
-      <w:r>
-        <w:t>a)</w:t>
-        <w:tab/>
-        <w:t>PVC.</w:t>
       </w:r>
     </w:p>
     <w:p>
@@ -477,21 +429,69 @@
       <w:r>
         <w:t>c)</w:t>
         <w:tab/>
+        <w:t>Poliestireno.</w:t>
+      </w:r>
+    </w:p>
+    <w:p>
+      <w:pPr>
+        <w:pStyle w:val="Choice"/>
+      </w:pPr>
+      <w:r>
+        <w:t>d)</w:t>
+        <w:tab/>
         <w:t>Polipropileno.</w:t>
       </w:r>
     </w:p>
     <w:p>
       <w:pPr>
+        <w:pStyle w:val="ListNumber"/>
+      </w:pPr>
+      <w:r>
+        <w:t>¿Cuál es un ejemplo de plástico de altas prestaciones que soporta altas temperaturas y tiene buena resistencia mecánica?</w:t>
+      </w:r>
+    </w:p>
+    <w:p>
+      <w:pPr>
         <w:pStyle w:val="Choice"/>
       </w:pPr>
       <w:r>
-        <w:t>d)</w:t>
+        <w:t>a)</w:t>
         <w:tab/>
         <w:t>Kevlar.</w:t>
       </w:r>
     </w:p>
     <w:p>
       <w:pPr>
+        <w:pStyle w:val="Choice"/>
+      </w:pPr>
+      <w:r>
+        <w:t>b)</w:t>
+        <w:tab/>
+        <w:t>Polietileno.</w:t>
+      </w:r>
+    </w:p>
+    <w:p>
+      <w:pPr>
+        <w:pStyle w:val="Choice"/>
+      </w:pPr>
+      <w:r>
+        <w:t>c)</w:t>
+        <w:tab/>
+        <w:t>Polipropileno.</w:t>
+      </w:r>
+    </w:p>
+    <w:p>
+      <w:pPr>
+        <w:pStyle w:val="Choice"/>
+      </w:pPr>
+      <w:r>
+        <w:t>d)</w:t>
+        <w:tab/>
+        <w:t>PVC.</w:t>
+      </w:r>
+    </w:p>
+    <w:p>
+      <w:pPr>
         <w:pStyle w:val="ListNumber"/>
       </w:pPr>
       <w:r>
@@ -505,7 +505,7 @@
       <w:r>
         <w:t>a)</w:t>
         <w:tab/>
-        <w:t>Tienen una densidad parecida a la del agua.</w:t>
+        <w:t>Tienen una densidad mucho menor que la del agua.</w:t>
       </w:r>
     </w:p>
     <w:p>
@@ -514,6 +514,16 @@
       </w:pPr>
       <w:r>
         <w:t>b)</w:t>
+        <w:tab/>
+        <w:t>Tienen una densidad mucho mayor que la del agua.</w:t>
+      </w:r>
+    </w:p>
+    <w:p>
+      <w:pPr>
+        <w:pStyle w:val="Choice"/>
+      </w:pPr>
+      <w:r>
+        <w:t>c)</w:t>
         <w:tab/>
         <w:t>No tienen relación con la densidad del agua.</w:t>
       </w:r>
@@ -523,19 +533,9 @@
         <w:pStyle w:val="Choice"/>
       </w:pPr>
       <w:r>
-        <w:t>c)</w:t>
-        <w:tab/>
-        <w:t>Tienen una densidad mucho mayor que la del agua.</w:t>
-      </w:r>
-    </w:p>
-    <w:p>
-      <w:pPr>
-        <w:pStyle w:val="Choice"/>
-      </w:pPr>
-      <w:r>
         <w:t>d)</w:t>
         <w:tab/>
-        <w:t>Tienen una densidad mucho menor que la del agua.</w:t>
+        <w:t>Tienen una densidad parecida a la del agua.</w:t>
       </w:r>
     </w:p>
     <w:p>
@@ -621,35 +621,35 @@
       <w:r>
         <w:t>c)</w:t>
         <w:tab/>
+        <w:t>Chalecos antibalas.</w:t>
+      </w:r>
+    </w:p>
+    <w:p>
+      <w:pPr>
+        <w:pStyle w:val="Choice"/>
+      </w:pPr>
+      <w:r>
+        <w:t>d)</w:t>
+        <w:tab/>
         <w:t>Tuberías de agua.</w:t>
       </w:r>
     </w:p>
     <w:p>
       <w:pPr>
-        <w:pStyle w:val="Choice"/>
+        <w:pStyle w:val="ListNumber"/>
       </w:pPr>
       <w:r>
-        <w:t>d)</w:t>
-        <w:tab/>
-        <w:t>Chalecos antibalas.</w:t>
+        <w:t>¿Cuál es el término que se suele utilizar para denominar al poliestireno expandido?</w:t>
       </w:r>
     </w:p>
     <w:p>
       <w:pPr>
-        <w:pStyle w:val="ListNumber"/>
-      </w:pPr>
-      <w:r>
-        <w:t>¿Cuál es el término que se suele utilizar para denominar el poliestireno expandido?</w:t>
-      </w:r>
-    </w:p>
-    <w:p>
-      <w:pPr>
         <w:pStyle w:val="Choice"/>
       </w:pPr>
       <w:r>
         <w:t>a)</w:t>
         <w:tab/>
-        <w:t>Corcho blanco.</w:t>
+        <w:t>Corcho rojo.</w:t>
       </w:r>
     </w:p>
     <w:p>
@@ -669,7 +669,7 @@
       <w:r>
         <w:t>c)</w:t>
         <w:tab/>
-        <w:t>Corcho rojo.</w:t>
+        <w:t>Corcho blanco.</w:t>
       </w:r>
     </w:p>
     <w:p>
@@ -697,6 +697,16 @@
       <w:r>
         <w:t>a)</w:t>
         <w:tab/>
+        <w:t>Polietileno y polipropileno.</w:t>
+      </w:r>
+    </w:p>
+    <w:p>
+      <w:pPr>
+        <w:pStyle w:val="Choice"/>
+      </w:pPr>
+      <w:r>
+        <w:t>b)</w:t>
+        <w:tab/>
         <w:t>Poliestireno y PVC.</w:t>
       </w:r>
     </w:p>
@@ -705,9 +715,9 @@
         <w:pStyle w:val="Choice"/>
       </w:pPr>
       <w:r>
-        <w:t>b)</w:t>
+        <w:t>c)</w:t>
         <w:tab/>
-        <w:t>Polietileno y polipropileno.</w:t>
+        <w:t>PET y PLA.</w:t>
       </w:r>
     </w:p>
     <w:p>
@@ -715,23 +725,13 @@
         <w:pStyle w:val="Choice"/>
       </w:pPr>
       <w:r>
-        <w:t>c)</w:t>
+        <w:t>d)</w:t>
         <w:tab/>
         <w:t>Policarbonato y metacrilato.</w:t>
       </w:r>
     </w:p>
     <w:p>
       <w:pPr>
-        <w:pStyle w:val="Choice"/>
-      </w:pPr>
-      <w:r>
-        <w:t>d)</w:t>
-        <w:tab/>
-        <w:t>PET y PLA.</w:t>
-      </w:r>
-    </w:p>
-    <w:p>
-      <w:pPr>
         <w:pStyle w:val="ListNumber"/>
       </w:pPr>
       <w:r>
@@ -745,6 +745,16 @@
       <w:r>
         <w:t>a)</w:t>
         <w:tab/>
+        <w:t>Con la luz del sol, rompiéndose en microplásticos contaminantes.</w:t>
+      </w:r>
+    </w:p>
+    <w:p>
+      <w:pPr>
+        <w:pStyle w:val="Choice"/>
+      </w:pPr>
+      <w:r>
+        <w:t>b)</w:t>
+        <w:tab/>
         <w:t>Por procesos químicos desconocidos.</w:t>
       </w:r>
     </w:p>
@@ -753,19 +763,9 @@
         <w:pStyle w:val="Choice"/>
       </w:pPr>
       <w:r>
-        <w:t>b)</w:t>
+        <w:t>c)</w:t>
         <w:tab/>
         <w:t>Por acción del agua, formando grandes estructuras.</w:t>
-      </w:r>
-    </w:p>
-    <w:p>
-      <w:pPr>
-        <w:pStyle w:val="Choice"/>
-      </w:pPr>
-      <w:r>
-        <w:t>c)</w:t>
-        <w:tab/>
-        <w:t>Con la luz del sol, rompiéndose en microplásticos contaminantes.</w:t>
       </w:r>
     </w:p>
     <w:p>
@@ -803,6 +803,16 @@
       <w:r>
         <w:t>b)</w:t>
         <w:tab/>
+        <w:t>Los termoplásticos se funden con facilidad.</w:t>
+      </w:r>
+    </w:p>
+    <w:p>
+      <w:pPr>
+        <w:pStyle w:val="Choice"/>
+      </w:pPr>
+      <w:r>
+        <w:t>c)</w:t>
+        <w:tab/>
         <w:t>Los termoplásticos son opacos y resistentes.</w:t>
       </w:r>
     </w:p>
@@ -811,23 +821,13 @@
         <w:pStyle w:val="Choice"/>
       </w:pPr>
       <w:r>
-        <w:t>c)</w:t>
+        <w:t>d)</w:t>
         <w:tab/>
         <w:t>Los termoplásticos son pesados y difíciles de manipular.</w:t>
       </w:r>
     </w:p>
     <w:p>
       <w:pPr>
-        <w:pStyle w:val="Choice"/>
-      </w:pPr>
-      <w:r>
-        <w:t>d)</w:t>
-        <w:tab/>
-        <w:t>Los termoplásticos se funden con facilidad.</w:t>
-      </w:r>
-    </w:p>
-    <w:p>
-      <w:pPr>
         <w:pStyle w:val="ListNumber"/>
       </w:pPr>
       <w:r>
@@ -841,7 +841,7 @@
       <w:r>
         <w:t>a)</w:t>
         <w:tab/>
-        <w:t>Que es muy fácil fabricar con ellos láminas e hilos finos.</w:t>
+        <w:t>Que es muy difícil fabricar con ellos láminas e hilos finos.</w:t>
       </w:r>
     </w:p>
     <w:p>
@@ -851,7 +851,7 @@
       <w:r>
         <w:t>b)</w:t>
         <w:tab/>
-        <w:t>Que es muy difícil fabricar con ellos láminas e hilos finos.</w:t>
+        <w:t>Que es muy difícil fabricar con ellos láminas finas, pero no hilos.</w:t>
       </w:r>
     </w:p>
     <w:p>
@@ -871,7 +871,7 @@
       <w:r>
         <w:t>d)</w:t>
         <w:tab/>
-        <w:t>Que es muy difícil fabricar con ellos láminas finas, pero no hilos.</w:t>
+        <w:t>Que es muy fácil fabricar con ellos láminas e hilos finos.</w:t>
       </w:r>
     </w:p>
     <w:p>
@@ -889,6 +889,16 @@
       <w:r>
         <w:t>a)</w:t>
         <w:tab/>
+        <w:t>Fabricación de ventanas.</w:t>
+      </w:r>
+    </w:p>
+    <w:p>
+      <w:pPr>
+        <w:pStyle w:val="Choice"/>
+      </w:pPr>
+      <w:r>
+        <w:t>b)</w:t>
+        <w:tab/>
         <w:t>Fabricación de ladrillos.</w:t>
       </w:r>
     </w:p>
@@ -897,9 +907,9 @@
         <w:pStyle w:val="Choice"/>
       </w:pPr>
       <w:r>
-        <w:t>b)</w:t>
+        <w:t>c)</w:t>
         <w:tab/>
-        <w:t>Fabricación de ventanas.</w:t>
+        <w:t>Fabricación de tejidos.</w:t>
       </w:r>
     </w:p>
     <w:p>
@@ -907,23 +917,13 @@
         <w:pStyle w:val="Choice"/>
       </w:pPr>
       <w:r>
-        <w:t>c)</w:t>
+        <w:t>d)</w:t>
         <w:tab/>
         <w:t>Fabricación de herramientas metálicas.</w:t>
       </w:r>
     </w:p>
     <w:p>
       <w:pPr>
-        <w:pStyle w:val="Choice"/>
-      </w:pPr>
-      <w:r>
-        <w:t>d)</w:t>
-        <w:tab/>
-        <w:t>Fabricación de tejidos.</w:t>
-      </w:r>
-    </w:p>
-    <w:p>
-      <w:pPr>
         <w:pStyle w:val="ListNumber"/>
       </w:pPr>
       <w:r>
@@ -937,16 +937,6 @@
       <w:r>
         <w:t>a)</w:t>
         <w:tab/>
-        <w:t>Son transparentes.</w:t>
-      </w:r>
-    </w:p>
-    <w:p>
-      <w:pPr>
-        <w:pStyle w:val="Choice"/>
-      </w:pPr>
-      <w:r>
-        <w:t>b)</w:t>
-        <w:tab/>
         <w:t>Tienen poca resistividad eléctrica.</w:t>
       </w:r>
     </w:p>
@@ -955,7 +945,7 @@
         <w:pStyle w:val="Choice"/>
       </w:pPr>
       <w:r>
-        <w:t>c)</w:t>
+        <w:t>b)</w:t>
         <w:tab/>
         <w:t>Tienen alta conductividad eléctrica.</w:t>
       </w:r>
@@ -965,13 +955,23 @@
         <w:pStyle w:val="Choice"/>
       </w:pPr>
       <w:r>
-        <w:t>d)</w:t>
+        <w:t>c)</w:t>
         <w:tab/>
         <w:t>Tienen poca conductividad eléctrica.</w:t>
       </w:r>
     </w:p>
     <w:p>
       <w:pPr>
+        <w:pStyle w:val="Choice"/>
+      </w:pPr>
+      <w:r>
+        <w:t>d)</w:t>
+        <w:tab/>
+        <w:t>Son transparentes.</w:t>
+      </w:r>
+    </w:p>
+    <w:p>
+      <w:pPr>
         <w:pStyle w:val="ListNumber"/>
       </w:pPr>
       <w:r>
@@ -985,7 +985,7 @@
       <w:r>
         <w:t>a)</w:t>
         <w:tab/>
-        <w:t>Se funden con facilidad.</w:t>
+        <w:t>Son rígidos y quebradizos.</w:t>
       </w:r>
     </w:p>
     <w:p>
@@ -995,7 +995,7 @@
       <w:r>
         <w:t>b)</w:t>
         <w:tab/>
-        <w:t>Son rígidos y quebradizos.</w:t>
+        <w:t>Tienen alta densidad.</w:t>
       </w:r>
     </w:p>
     <w:p>
@@ -1015,7 +1015,7 @@
       <w:r>
         <w:t>d)</w:t>
         <w:tab/>
-        <w:t>Tienen alta densidad.</w:t>
+        <w:t>Se funden con facilidad.</w:t>
       </w:r>
     </w:p>
     <w:p>
@@ -1033,7 +1033,7 @@
       <w:r>
         <w:t>a)</w:t>
         <w:tab/>
-        <w:t>Como materiales de construcción para columnas.</w:t>
+        <w:t>Como herramientas de corte.</w:t>
       </w:r>
     </w:p>
     <w:p>
@@ -1043,7 +1043,7 @@
       <w:r>
         <w:t>b)</w:t>
         <w:tab/>
-        <w:t>Como conductores eléctricos.</w:t>
+        <w:t>Como materiales de construcción para columnas.</w:t>
       </w:r>
     </w:p>
     <w:p>
@@ -1063,7 +1063,7 @@
       <w:r>
         <w:t>d)</w:t>
         <w:tab/>
-        <w:t>Como herramientas de corte.</w:t>
+        <w:t>Como conductores eléctricos.</w:t>
       </w:r>
     </w:p>
     <w:p>
@@ -1081,7 +1081,7 @@
       <w:r>
         <w:t>a)</w:t>
         <w:tab/>
-        <w:t>Son poco maleables y extremadamente dúctiles.</w:t>
+        <w:t>Son muy maleables y poco dúctiles.</w:t>
       </w:r>
     </w:p>
     <w:p>
@@ -1091,7 +1091,7 @@
       <w:r>
         <w:t>b)</w:t>
         <w:tab/>
-        <w:t>Son muy maleables y poco dúctiles.</w:t>
+        <w:t>Son muy maleables y extremadamente dúctiles.</w:t>
       </w:r>
     </w:p>
     <w:p>
@@ -1111,7 +1111,7 @@
       <w:r>
         <w:t>d)</w:t>
         <w:tab/>
-        <w:t>Son muy maleables y extremadamente dúctiles.</w:t>
+        <w:t>Son poco maleables y extremadamente dúctiles.</w:t>
       </w:r>
     </w:p>
     <w:p>
@@ -1129,7 +1129,7 @@
       <w:r>
         <w:t>a)</w:t>
         <w:tab/>
-        <w:t>Porque los plásticos son fácilmente moldeables en forma de recipientes.</w:t>
+        <w:t>Porque los plásticos son biodegradables</w:t>
       </w:r>
     </w:p>
     <w:p>
@@ -1138,6 +1138,16 @@
       </w:pPr>
       <w:r>
         <w:t>b)</w:t>
+        <w:tab/>
+        <w:t>Porque resisten bien la oxidación, a los ácidos y a los cáusticos.</w:t>
+      </w:r>
+    </w:p>
+    <w:p>
+      <w:pPr>
+        <w:pStyle w:val="Choice"/>
+      </w:pPr>
+      <w:r>
+        <w:t>c)</w:t>
         <w:tab/>
         <w:t>Porque los plásticos son tóxicos en su fabricación</w:t>
       </w:r>
@@ -1147,19 +1157,9 @@
         <w:pStyle w:val="Choice"/>
       </w:pPr>
       <w:r>
-        <w:t>c)</w:t>
-        <w:tab/>
-        <w:t>Porque resisten bien la oxidación, a los ácidos y a los cáusticos.</w:t>
-      </w:r>
-    </w:p>
-    <w:p>
-      <w:pPr>
-        <w:pStyle w:val="Choice"/>
-      </w:pPr>
-      <w:r>
         <w:t>d)</w:t>
         <w:tab/>
-        <w:t>Porque los plásticos son biodegradables</w:t>
+        <w:t>Porque los plásticos son fácilmente moldeables en forma de recipientes.</w:t>
       </w:r>
     </w:p>
     <w:p>
@@ -1177,7 +1177,7 @@
       <w:r>
         <w:t>a)</w:t>
         <w:tab/>
-        <w:t>No son tóxicos en ninguna etapa de su ciclo de vida.</w:t>
+        <w:t>Son biodegradables y benefician al medio ambiente.</w:t>
       </w:r>
     </w:p>
     <w:p>
@@ -1197,7 +1197,7 @@
       <w:r>
         <w:t>c)</w:t>
         <w:tab/>
-        <w:t>No afectan a la cadena trófica.</w:t>
+        <w:t>No son tóxicos en ninguna etapa de su ciclo de vida.</w:t>
       </w:r>
     </w:p>
     <w:p>
@@ -1207,7 +1207,7 @@
       <w:r>
         <w:t>d)</w:t>
         <w:tab/>
-        <w:t>Son biodegradables y benefician al medio ambiente.</w:t>
+        <w:t>No afectan a la cadena trófica.</w:t>
       </w:r>
     </w:p>
     <w:p>
@@ -1225,6 +1225,26 @@
       <w:r>
         <w:t>a)</w:t>
         <w:tab/>
+        <w:t>Un gran problema, ya que se incorporan en la cadena trófica y afectan negativamente a la salud.</w:t>
+      </w:r>
+    </w:p>
+    <w:p>
+      <w:pPr>
+        <w:pStyle w:val="Choice"/>
+      </w:pPr>
+      <w:r>
+        <w:t>b)</w:t>
+        <w:tab/>
+        <w:t>Una fuente de nutrientes para los animales.</w:t>
+      </w:r>
+    </w:p>
+    <w:p>
+      <w:pPr>
+        <w:pStyle w:val="Choice"/>
+      </w:pPr>
+      <w:r>
+        <w:t>c)</w:t>
+        <w:tab/>
         <w:t>Una solución para reducir la contaminación.</w:t>
       </w:r>
     </w:p>
@@ -1233,33 +1253,13 @@
         <w:pStyle w:val="Choice"/>
       </w:pPr>
       <w:r>
-        <w:t>b)</w:t>
-        <w:tab/>
-        <w:t>Un gran problema, ya que se incorporan en la cadena trófica y afectan negativamente a la salud.</w:t>
-      </w:r>
-    </w:p>
-    <w:p>
-      <w:pPr>
-        <w:pStyle w:val="Choice"/>
-      </w:pPr>
-      <w:r>
-        <w:t>c)</w:t>
+        <w:t>d)</w:t>
         <w:tab/>
         <w:t>Un recurso valioso en la industria alimentaria.</w:t>
       </w:r>
     </w:p>
     <w:p>
       <w:pPr>
-        <w:pStyle w:val="Choice"/>
-      </w:pPr>
-      <w:r>
-        <w:t>d)</w:t>
-        <w:tab/>
-        <w:t>Una fuente de nutrientes para los animales.</w:t>
-      </w:r>
-    </w:p>
-    <w:p>
-      <w:pPr>
         <w:pStyle w:val="ListNumber"/>
       </w:pPr>
       <w:r>
@@ -1273,7 +1273,7 @@
       <w:r>
         <w:t>a)</w:t>
         <w:tab/>
-        <w:t>El equivalente en peso a una manzana.</w:t>
+        <w:t>El equivalente en peso a una botella de un litro de agua.</w:t>
       </w:r>
     </w:p>
     <w:p>
@@ -1282,6 +1282,16 @@
       </w:pPr>
       <w:r>
         <w:t>b)</w:t>
+        <w:tab/>
+        <w:t>El equivalente en peso a un libro.</w:t>
+      </w:r>
+    </w:p>
+    <w:p>
+      <w:pPr>
+        <w:pStyle w:val="Choice"/>
+      </w:pPr>
+      <w:r>
+        <w:t>c)</w:t>
         <w:tab/>
         <w:t>El equivalente en peso a una tarjeta de crédito.</w:t>
       </w:r>
@@ -1291,19 +1301,9 @@
         <w:pStyle w:val="Choice"/>
       </w:pPr>
       <w:r>
-        <w:t>c)</w:t>
-        <w:tab/>
-        <w:t>El equivalente en peso a un libro.</w:t>
-      </w:r>
-    </w:p>
-    <w:p>
-      <w:pPr>
-        <w:pStyle w:val="Choice"/>
-      </w:pPr>
-      <w:r>
         <w:t>d)</w:t>
         <w:tab/>
-        <w:t>El equivalente en peso a una botella de un litro de agua.</w:t>
+        <w:t>El equivalente en peso a una manzana.</w:t>
       </w:r>
     </w:p>
     <w:p>
@@ -1321,7 +1321,7 @@
       <w:r>
         <w:t>a)</w:t>
         <w:tab/>
-        <w:t>Los plásticos se degradan al reciclarse, perdiendo sus propiedades originales.</w:t>
+        <w:t>Los plásticos no se degradan, pudiendo reciclarse muchas veces sin perder sus propiedades originales.</w:t>
       </w:r>
     </w:p>
     <w:p>
@@ -1330,6 +1330,16 @@
       </w:pPr>
       <w:r>
         <w:t>b)</w:t>
+        <w:tab/>
+        <w:t>Los plásticos permanecen inalterados durante el reciclaje.</w:t>
+      </w:r>
+    </w:p>
+    <w:p>
+      <w:pPr>
+        <w:pStyle w:val="Choice"/>
+      </w:pPr>
+      <w:r>
+        <w:t>c)</w:t>
         <w:tab/>
         <w:t>Los plásticos se vuelven más resistentes durante el reciclaje.</w:t>
       </w:r>
@@ -1339,19 +1349,9 @@
         <w:pStyle w:val="Choice"/>
       </w:pPr>
       <w:r>
-        <w:t>c)</w:t>
-        <w:tab/>
-        <w:t>Los plásticos no se degradan, pudiendo reciclarse muchas veces sin perder sus propiedades originales.</w:t>
-      </w:r>
-    </w:p>
-    <w:p>
-      <w:pPr>
-        <w:pStyle w:val="Choice"/>
-      </w:pPr>
-      <w:r>
         <w:t>d)</w:t>
         <w:tab/>
-        <w:t>Los plásticos permanecen inalterados durante el reciclaje.</w:t>
+        <w:t>Los plásticos se degradan al reciclarse, perdiendo sus propiedades originales.</w:t>
       </w:r>
     </w:p>
     <w:p>
@@ -1369,7 +1369,7 @@
       <w:r>
         <w:t>a)</w:t>
         <w:tab/>
-        <w:t>Más del 90%.</w:t>
+        <w:t>Más del 25%.</w:t>
       </w:r>
     </w:p>
     <w:p>
@@ -1378,6 +1378,16 @@
       </w:pPr>
       <w:r>
         <w:t>b)</w:t>
+        <w:tab/>
+        <w:t>Solo el 14%.</w:t>
+      </w:r>
+    </w:p>
+    <w:p>
+      <w:pPr>
+        <w:pStyle w:val="Choice"/>
+      </w:pPr>
+      <w:r>
+        <w:t>c)</w:t>
         <w:tab/>
         <w:t>Más del 50%.</w:t>
       </w:r>
@@ -1387,19 +1397,9 @@
         <w:pStyle w:val="Choice"/>
       </w:pPr>
       <w:r>
-        <w:t>c)</w:t>
-        <w:tab/>
-        <w:t>Solo el 14%.</w:t>
-      </w:r>
-    </w:p>
-    <w:p>
-      <w:pPr>
-        <w:pStyle w:val="Choice"/>
-      </w:pPr>
-      <w:r>
         <w:t>d)</w:t>
         <w:tab/>
-        <w:t>Más del 25%.</w:t>
+        <w:t>Más del 90%.</w:t>
       </w:r>
     </w:p>
     <w:p>
@@ -1417,7 +1417,7 @@
       <w:r>
         <w:t>a)</w:t>
         <w:tab/>
-        <w:t>Mejoran la salud de los animales.</w:t>
+        <w:t>Afectan negativamente la salud de los animales.</w:t>
       </w:r>
     </w:p>
     <w:p>
@@ -1437,7 +1437,7 @@
       <w:r>
         <w:t>c)</w:t>
         <w:tab/>
-        <w:t>Aumentan la biodiversidad.</w:t>
+        <w:t>Mejoran la salud de los animales.</w:t>
       </w:r>
     </w:p>
     <w:p>
@@ -1447,7 +1447,7 @@
       <w:r>
         <w:t>d)</w:t>
         <w:tab/>
-        <w:t>Afectan negativamente la salud de los animales.</w:t>
+        <w:t>Aumentan la biodiversidad.</w:t>
       </w:r>
     </w:p>
     <w:p>
@@ -1465,7 +1465,7 @@
       <w:r>
         <w:t>a)</w:t>
         <w:tab/>
-        <w:t>Porque son resistentes a la oxidación.</w:t>
+        <w:t>Porque tardan muchos años en descomponerse de forma natural.</w:t>
       </w:r>
     </w:p>
     <w:p>
@@ -1475,7 +1475,7 @@
       <w:r>
         <w:t>b)</w:t>
         <w:tab/>
-        <w:t>Porque tardan muchos años en descomponerse de forma natural.</w:t>
+        <w:t>Porque no se pueden reciclar.</w:t>
       </w:r>
     </w:p>
     <w:p>
@@ -1495,7 +1495,7 @@
       <w:r>
         <w:t>d)</w:t>
         <w:tab/>
-        <w:t>Porque no se pueden reciclar.</w:t>
+        <w:t>Porque son resistentes a la oxidación.</w:t>
       </w:r>
     </w:p>
     <w:sectPr>
